--- a/assets/images/Mukesh_Babu_G_Resume_Aug_2026.docx
+++ b/assets/images/Mukesh_Babu_G_Resume_Aug_2026.docx
@@ -359,14 +359,7 @@
           <w:rFonts w:ascii="Times New Roman" w:hAnsi="Times New Roman" w:cs="Times New Roman"/>
           <w:color w:val="000000" w:themeColor="text1"/>
         </w:rPr>
-        <w:t xml:space="preserve">  </w:t>
-      </w:r>
-      <w:r>
-        <w:rPr>
-          <w:rFonts w:ascii="Times New Roman" w:hAnsi="Times New Roman" w:cs="Times New Roman"/>
-          <w:color w:val="000000" w:themeColor="text1"/>
-        </w:rPr>
-        <w:t xml:space="preserve">  </w:t>
+        <w:t xml:space="preserve">    </w:t>
       </w:r>
       <w:r>
         <w:rPr>
@@ -3310,7 +3303,7 @@
           <w:lang w:val="en-US"/>
           <w14:ligatures w14:val="none"/>
         </w:rPr>
-        <w:t xml:space="preserve">| First American </w:t>
+        <w:t>| First American India, Bengaluru</w:t>
       </w:r>
       <w:r>
         <w:rPr>
@@ -3324,7 +3317,7 @@
           <w:lang w:val="en-US"/>
           <w14:ligatures w14:val="none"/>
         </w:rPr>
-        <w:t>(</w:t>
+        <w:t> </w:t>
       </w:r>
       <w:r>
         <w:rPr>
@@ -3338,119 +3331,7 @@
           <w:lang w:val="en-US"/>
           <w14:ligatures w14:val="none"/>
         </w:rPr>
-        <w:t>India</w:t>
-      </w:r>
-      <w:r>
-        <w:rPr>
-          <w:rFonts w:ascii="Carlito" w:eastAsia="Carlito" w:hAnsi="Carlito" w:cs="Carlito"/>
-          <w:i/>
-          <w:iCs/>
-          <w:color w:val="000000" w:themeColor="text1"/>
-          <w:kern w:val="0"/>
-          <w:sz w:val="22"/>
-          <w:szCs w:val="22"/>
-          <w:lang w:val="en-US"/>
-          <w14:ligatures w14:val="none"/>
-        </w:rPr>
-        <w:t>)</w:t>
-      </w:r>
-      <w:r>
-        <w:rPr>
-          <w:rFonts w:ascii="Carlito" w:eastAsia="Carlito" w:hAnsi="Carlito" w:cs="Carlito"/>
-          <w:i/>
-          <w:iCs/>
-          <w:color w:val="000000" w:themeColor="text1"/>
-          <w:kern w:val="0"/>
-          <w:sz w:val="22"/>
-          <w:szCs w:val="22"/>
-          <w:lang w:val="en-US"/>
-          <w14:ligatures w14:val="none"/>
-        </w:rPr>
-        <w:t>, Bengaluru</w:t>
-      </w:r>
-      <w:r>
-        <w:rPr>
-          <w:rFonts w:ascii="Carlito" w:eastAsia="Carlito" w:hAnsi="Carlito" w:cs="Carlito"/>
-          <w:i/>
-          <w:iCs/>
-          <w:color w:val="000000" w:themeColor="text1"/>
-          <w:kern w:val="0"/>
-          <w:sz w:val="22"/>
-          <w:szCs w:val="22"/>
-          <w:lang w:val="en-US"/>
-          <w14:ligatures w14:val="none"/>
-        </w:rPr>
-        <w:t xml:space="preserve"> | </w:t>
-      </w:r>
-      <w:r>
-        <w:rPr>
-          <w:rFonts w:ascii="Carlito" w:eastAsia="Carlito" w:hAnsi="Carlito" w:cs="Carlito"/>
-          <w:i/>
-          <w:iCs/>
-          <w:color w:val="000000" w:themeColor="text1"/>
-          <w:kern w:val="0"/>
-          <w:sz w:val="22"/>
-          <w:szCs w:val="22"/>
-          <w:lang w:val="en-US"/>
-          <w14:ligatures w14:val="none"/>
-        </w:rPr>
-        <w:t>Feb 2024</w:t>
-      </w:r>
-      <w:r>
-        <w:rPr>
-          <w:rFonts w:ascii="Carlito" w:eastAsia="Carlito" w:hAnsi="Carlito" w:cs="Carlito"/>
-          <w:i/>
-          <w:iCs/>
-          <w:color w:val="000000" w:themeColor="text1"/>
-          <w:kern w:val="0"/>
-          <w:sz w:val="22"/>
-          <w:szCs w:val="22"/>
-          <w:lang w:val="en-US"/>
-          <w14:ligatures w14:val="none"/>
-        </w:rPr>
-        <w:t xml:space="preserve"> </w:t>
-      </w:r>
-      <w:r>
-        <w:rPr>
-          <w:rFonts w:ascii="Carlito" w:eastAsia="Carlito" w:hAnsi="Carlito" w:cs="Carlito"/>
-          <w:i/>
-          <w:iCs/>
-          <w:color w:val="000000" w:themeColor="text1"/>
-          <w:kern w:val="0"/>
-          <w:sz w:val="22"/>
-          <w:szCs w:val="22"/>
-          <w:lang w:val="en-US"/>
-          <w14:ligatures w14:val="none"/>
-        </w:rPr>
-        <w:t>–</w:t>
-      </w:r>
-      <w:r>
-        <w:rPr>
-          <w:rFonts w:ascii="Carlito" w:eastAsia="Carlito" w:hAnsi="Carlito" w:cs="Carlito"/>
-          <w:i/>
-          <w:iCs/>
-          <w:color w:val="000000" w:themeColor="text1"/>
-          <w:kern w:val="0"/>
-          <w:sz w:val="22"/>
-          <w:szCs w:val="22"/>
-          <w:lang w:val="en-US"/>
-          <w14:ligatures w14:val="none"/>
-        </w:rPr>
-        <w:t xml:space="preserve"> </w:t>
-      </w:r>
-      <w:r>
-        <w:rPr>
-          <w:rFonts w:ascii="Carlito" w:eastAsia="Carlito" w:hAnsi="Carlito" w:cs="Carlito"/>
-          <w:i/>
-          <w:iCs/>
-          <w:color w:val="000000" w:themeColor="text1"/>
-          <w:kern w:val="0"/>
-          <w:sz w:val="22"/>
-          <w:szCs w:val="22"/>
-          <w:lang w:val="en-US"/>
-          <w14:ligatures w14:val="none"/>
-        </w:rPr>
-        <w:t>Present</w:t>
+        <w:t>Feb 2024 - Present</w:t>
       </w:r>
     </w:p>
     <w:p>
@@ -5410,7 +5291,21 @@
         <w:b/>
         <w:bCs/>
       </w:rPr>
-      <w:t>Updated: August 2026</w:t>
+      <w:t xml:space="preserve">Updated: </w:t>
+    </w:r>
+    <w:r>
+      <w:rPr>
+        <w:b/>
+        <w:bCs/>
+      </w:rPr>
+      <w:t>October</w:t>
+    </w:r>
+    <w:r>
+      <w:rPr>
+        <w:b/>
+        <w:bCs/>
+      </w:rPr>
+      <w:t xml:space="preserve"> 2026</w:t>
     </w:r>
   </w:p>
 </w:ftr>
